--- a/project_docs/endpoints.docx
+++ b/project_docs/endpoints.docx
@@ -63,7 +63,7 @@
         <w:spacing w:after="150"/>
       </w:pPr>
       <w:r>
-        <w:t xml:space="preserve">Returns a paginated list of trending products.</w:t>
+        <w:t xml:space="preserve">Returns a paginated list of trending products with extensive filtering capabilities.</w:t>
       </w:r>
     </w:p>
     <w:p>
@@ -92,7 +92,7 @@
         <w:spacing w:after="100"/>
       </w:pPr>
       <w:r>
-        <w:t xml:space="preserve">`page` (optional): Page number (defaults to 1).</w:t>
+        <w:t xml:space="preserve">`page` *(number, optional)*: Page number (defaults to 1).</w:t>
       </w:r>
     </w:p>
     <w:p>
@@ -105,7 +105,7 @@
         <w:spacing w:after="100"/>
       </w:pPr>
       <w:r>
-        <w:t xml:space="preserve">`limit` (optional): Items per page (defaults to 20).</w:t>
+        <w:t xml:space="preserve">`limit` *(number, optional)*: Items per page (defaults to 20, max 100).</w:t>
       </w:r>
     </w:p>
     <w:p>
@@ -118,7 +118,7 @@
         <w:spacing w:after="100"/>
       </w:pPr>
       <w:r>
-        <w:t xml:space="preserve">`category` (optional): Filter by canonical category.</w:t>
+        <w:t xml:space="preserve">`category` *(string, optional)*: Filter by canonical category. Accepts a single string or comma-separated list.</w:t>
       </w:r>
     </w:p>
     <w:p>
@@ -131,7 +131,7 @@
         <w:spacing w:after="100"/>
       </w:pPr>
       <w:r>
-        <w:t xml:space="preserve">`sortBy` (optional): `engagementRate`, `unitsSold`, `price`.</w:t>
+        <w:t xml:space="preserve">`niche` *(string, optional)*: Filter by specific sub-niche string.</w:t>
       </w:r>
     </w:p>
     <w:p>
@@ -144,7 +144,72 @@
         <w:spacing w:after="100"/>
       </w:pPr>
       <w:r>
-        <w:t xml:space="preserve">`order` (optional): `asc` or `desc`.</w:t>
+        <w:t xml:space="preserve">`trendDirection` *(string, optional)*: Filter by direction. Accepts `rising`, `peaked`, `saturating`, `unknown`.</w:t>
+      </w:r>
+    </w:p>
+    <w:p>
+      <w:pPr>
+        <w:pStyle w:val="ListParagraph"/>
+        <w:numPr>
+          <w:ilvl w:val="0"/>
+          <w:numId w:val="1"/>
+        </w:numPr>
+        <w:spacing w:after="100"/>
+      </w:pPr>
+      <w:r>
+        <w:t xml:space="preserve">`minTrendScore` *(number, optional)*: Filter items above a given trend momentum score (0-100).</w:t>
+      </w:r>
+    </w:p>
+    <w:p>
+      <w:pPr>
+        <w:pStyle w:val="ListParagraph"/>
+        <w:numPr>
+          <w:ilvl w:val="0"/>
+          <w:numId w:val="1"/>
+        </w:numPr>
+        <w:spacing w:after="100"/>
+      </w:pPr>
+      <w:r>
+        <w:t xml:space="preserve">`minViews` *(number, optional)*: Filter out products whose primary video has less than this amount of views.</w:t>
+      </w:r>
+    </w:p>
+    <w:p>
+      <w:pPr>
+        <w:pStyle w:val="ListParagraph"/>
+        <w:numPr>
+          <w:ilvl w:val="0"/>
+          <w:numId w:val="1"/>
+        </w:numPr>
+        <w:spacing w:after="100"/>
+      </w:pPr>
+      <w:r>
+        <w:t xml:space="preserve">`isAd` *(boolean, optional)*: If true, only returns products currently tracked as active ads via Creative Center.</w:t>
+      </w:r>
+    </w:p>
+    <w:p>
+      <w:pPr>
+        <w:pStyle w:val="ListParagraph"/>
+        <w:numPr>
+          <w:ilvl w:val="0"/>
+          <w:numId w:val="1"/>
+        </w:numPr>
+        <w:spacing w:after="100"/>
+      </w:pPr>
+      <w:r>
+        <w:t xml:space="preserve">`region` *(string, optional)*: Filter down to specific TikTok ingestion region.</w:t>
+      </w:r>
+    </w:p>
+    <w:p>
+      <w:pPr>
+        <w:pStyle w:val="ListParagraph"/>
+        <w:numPr>
+          <w:ilvl w:val="0"/>
+          <w:numId w:val="1"/>
+        </w:numPr>
+        <w:spacing w:after="100"/>
+      </w:pPr>
+      <w:r>
+        <w:t xml:space="preserve">`market` *(string, optional)*: Filter by target market (e.g. `US`, `UK`, `CA`).</w:t>
       </w:r>
     </w:p>
     <w:p/>
@@ -546,7 +611,15 @@
         <w:spacing w:after="150"/>
       </w:pPr>
       <w:r>
-        <w:t xml:space="preserve">**Body:** Updatable standard fields mapping (varies based on usage layer).</w:t>
+        <w:t xml:space="preserve">**Body:** `{ "name": "...", "contentRegion": "US|UK|CA|...", ... }`</w:t>
+      </w:r>
+    </w:p>
+    <w:p>
+      <w:pPr>
+        <w:spacing w:after="150"/>
+      </w:pPr>
+      <w:r>
+        <w:t xml:space="preserve">*(Accepts standard fields like firstName, lastName, avatarUrl, timezone, and locale).*</w:t>
       </w:r>
     </w:p>
     <w:p/>
